--- a/NOTEBOOKS/Actividad Semana 11.docx
+++ b/NOTEBOOKS/Actividad Semana 11.docx
@@ -125,8 +125,17 @@
           <w:b/>
           <w:bCs/>
         </w:rPr>
-        <w:t>Actividad de Investigación #4:  Explorando Pandas y Web Scraping</w:t>
-      </w:r>
+        <w:t xml:space="preserve">Actividad de Investigación #4:  Explorando Pandas y Web </w:t>
+      </w:r>
+      <w:proofErr w:type="spellStart"/>
+      <w:r>
+        <w:rPr>
+          <w:b/>
+          <w:bCs/>
+        </w:rPr>
+        <w:t>Scraping</w:t>
+      </w:r>
+      <w:proofErr w:type="spellEnd"/>
     </w:p>
     <w:p>
       <w:pPr>
@@ -148,30 +157,24 @@
           <w:i/>
           <w:iCs/>
         </w:rPr>
-        <w:t>(Escribe tu nombre completo aquí)</w:t>
+        <w:t>Melany Morales Jiménez</w:t>
       </w:r>
     </w:p>
     <w:p>
       <w:pPr>
         <w:spacing w:after="160"/>
         <w:ind w:left="0"/>
-      </w:pPr>
-      <w:r>
         <w:rPr>
           <w:b/>
           <w:bCs/>
         </w:rPr>
+      </w:pPr>
+      <w:r>
+        <w:rPr>
+          <w:b/>
+          <w:bCs/>
+        </w:rPr>
         <w:t>URL del Repositorio Público:</w:t>
-      </w:r>
-      <w:r>
-        <w:br/>
-      </w:r>
-      <w:r>
-        <w:rPr>
-          <w:i/>
-          <w:iCs/>
-        </w:rPr>
-        <w:t>(Pega aquí el enlace al repositorio público en GitHub)</w:t>
       </w:r>
     </w:p>
     <w:p>
@@ -179,6 +182,20 @@
         <w:spacing w:after="160"/>
         <w:ind w:left="0"/>
       </w:pPr>
+      <w:hyperlink r:id="rId8" w:history="1">
+        <w:r>
+          <w:rPr>
+            <w:rStyle w:val="Hipervnculo"/>
+          </w:rPr>
+          <w:t>https://colab.research.google.com/drive/1mqwYHSFPIsHd_Bqsu69wdDmhoYKydWz-#scrollTo=L5iDlCJPBJEX</w:t>
+        </w:r>
+      </w:hyperlink>
+      <w:r>
+        <w:t xml:space="preserve"> </w:t>
+      </w:r>
+      <w:r>
+        <w:br/>
+      </w:r>
       <w:r>
         <w:pict w14:anchorId="6E9EA985">
           <v:rect id="_x0000_i1026" style="width:0;height:1.5pt" o:hrstd="t" o:hr="t" fillcolor="#a0a0a0" stroked="f"/>
@@ -236,15 +253,13 @@
           <w:highlight w:val="yellow"/>
         </w:rPr>
         <w:br/>
-        <w:t xml:space="preserve">En este proyecto se implementaron </w:t>
-      </w:r>
-      <w:r>
-        <w:rPr>
-          <w:sz w:val="24"/>
-          <w:szCs w:val="18"/>
-          <w:highlight w:val="yellow"/>
-        </w:rPr>
-        <w:t xml:space="preserve"> ……..</w:t>
+      </w:r>
+      <w:r>
+        <w:rPr>
+          <w:sz w:val="24"/>
+          <w:szCs w:val="18"/>
+        </w:rPr>
+        <w:t>En este proyecto puse en práctica lo aprendido en Python. Usé condicionales, ciclos, listas y diccionarios para resolver ejercicios sencillos, organizando el código de forma clara y fácil de seguir.</w:t>
       </w:r>
     </w:p>
     <w:p>
@@ -279,16 +294,13 @@
         </w:numPr>
         <w:spacing w:after="160"/>
         <w:rPr>
-          <w:sz w:val="24"/>
-          <w:szCs w:val="18"/>
-          <w:highlight w:val="yellow"/>
-        </w:rPr>
-      </w:pPr>
-      <w:r>
-        <w:rPr>
-          <w:sz w:val="24"/>
-          <w:szCs w:val="18"/>
-          <w:highlight w:val="yellow"/>
+          <w:szCs w:val="18"/>
+        </w:rPr>
+      </w:pPr>
+      <w:r>
+        <w:rPr>
+          <w:sz w:val="24"/>
+          <w:szCs w:val="18"/>
         </w:rPr>
         <w:t xml:space="preserve">Se crearon </w:t>
       </w:r>
@@ -296,9 +308,8 @@
         <w:rPr>
           <w:sz w:val="24"/>
           <w:szCs w:val="18"/>
-          <w:highlight w:val="yellow"/>
-        </w:rPr>
-        <w:t xml:space="preserve"> ……</w:t>
+        </w:rPr>
+        <w:t>funciones para cada ejercicio, con entradas y salidas definidas.</w:t>
       </w:r>
     </w:p>
     <w:p>
@@ -311,24 +322,21 @@
         <w:rPr>
           <w:sz w:val="24"/>
           <w:szCs w:val="18"/>
-          <w:highlight w:val="yellow"/>
-        </w:rPr>
-      </w:pPr>
-      <w:r>
-        <w:rPr>
-          <w:sz w:val="24"/>
-          <w:szCs w:val="18"/>
-          <w:highlight w:val="yellow"/>
-        </w:rPr>
-        <w:t xml:space="preserve">El proyecto fue </w:t>
-      </w:r>
-      <w:r>
-        <w:rPr>
-          <w:sz w:val="24"/>
-          <w:szCs w:val="18"/>
-          <w:highlight w:val="yellow"/>
-        </w:rPr>
-        <w:t xml:space="preserve"> ……</w:t>
+        </w:rPr>
+      </w:pPr>
+      <w:r>
+        <w:rPr>
+          <w:sz w:val="24"/>
+          <w:szCs w:val="18"/>
+        </w:rPr>
+        <w:t>El proyecto f</w:t>
+      </w:r>
+      <w:r>
+        <w:rPr>
+          <w:sz w:val="24"/>
+          <w:szCs w:val="18"/>
+        </w:rPr>
+        <w:t>ue organizado en secciones, problemas, código, pruebas y resultado.</w:t>
       </w:r>
     </w:p>
     <w:p>
@@ -341,14 +349,12 @@
         <w:rPr>
           <w:sz w:val="24"/>
           <w:szCs w:val="18"/>
-          <w:highlight w:val="yellow"/>
-        </w:rPr>
-      </w:pPr>
-      <w:r>
-        <w:rPr>
-          <w:sz w:val="24"/>
-          <w:szCs w:val="18"/>
-          <w:highlight w:val="yellow"/>
+        </w:rPr>
+      </w:pPr>
+      <w:r>
+        <w:rPr>
+          <w:sz w:val="24"/>
+          <w:szCs w:val="18"/>
         </w:rPr>
         <w:t>Se incorporaron buenas prácticas de programación y comentarios en el código.</w:t>
       </w:r>
@@ -383,15 +389,37 @@
           <w:highlight w:val="yellow"/>
         </w:rPr>
         <w:br/>
+      </w:r>
+      <w:r>
+        <w:rPr>
+          <w:sz w:val="24"/>
+          <w:szCs w:val="18"/>
+        </w:rPr>
         <w:t>Se realizaron pruebas funcionales para validar</w:t>
       </w:r>
       <w:r>
-        <w:rPr>
-          <w:sz w:val="24"/>
-          <w:szCs w:val="18"/>
-          <w:highlight w:val="yellow"/>
-        </w:rPr>
-        <w:t xml:space="preserve"> ……</w:t>
+        <w:t xml:space="preserve"> </w:t>
+      </w:r>
+      <w:r>
+        <w:rPr>
+          <w:sz w:val="24"/>
+          <w:szCs w:val="18"/>
+        </w:rPr>
+        <w:t>c</w:t>
+      </w:r>
+      <w:r>
+        <w:rPr>
+          <w:sz w:val="24"/>
+          <w:szCs w:val="18"/>
+        </w:rPr>
+        <w:t>ada ejercicio con diferentes casos</w:t>
+      </w:r>
+      <w:r>
+        <w:rPr>
+          <w:sz w:val="24"/>
+          <w:szCs w:val="18"/>
+        </w:rPr>
+        <w:t>.</w:t>
       </w:r>
     </w:p>
     <w:p>
@@ -424,17 +452,23 @@
           <w:highlight w:val="yellow"/>
         </w:rPr>
         <w:br/>
+      </w:r>
+      <w:r>
+        <w:rPr>
+          <w:sz w:val="24"/>
+          <w:szCs w:val="18"/>
+        </w:rPr>
         <w:t>Un archivo README.md se incluyó en el repositorio con la descripción del proyecto, las instrucciones para su uso y los cambios realizados.</w:t>
       </w:r>
     </w:p>
     <w:p/>
     <w:sectPr>
-      <w:headerReference w:type="even" r:id="rId8"/>
-      <w:headerReference w:type="default" r:id="rId9"/>
-      <w:footerReference w:type="even" r:id="rId10"/>
-      <w:footerReference w:type="default" r:id="rId11"/>
-      <w:headerReference w:type="first" r:id="rId12"/>
-      <w:footerReference w:type="first" r:id="rId13"/>
+      <w:headerReference w:type="even" r:id="rId9"/>
+      <w:headerReference w:type="default" r:id="rId10"/>
+      <w:footerReference w:type="even" r:id="rId11"/>
+      <w:footerReference w:type="default" r:id="rId12"/>
+      <w:headerReference w:type="first" r:id="rId13"/>
+      <w:footerReference w:type="first" r:id="rId14"/>
       <w:pgSz w:w="11906" w:h="16838" w:code="9"/>
       <w:pgMar w:top="1440" w:right="1080" w:bottom="1440" w:left="1080" w:header="720" w:footer="57" w:gutter="0"/>
       <w:cols w:space="720"/>
@@ -1376,7 +1410,6 @@
   <w:style w:type="character" w:default="1" w:styleId="Fuentedeprrafopredeter">
     <w:name w:val="Default Paragraph Font"/>
     <w:uiPriority w:val="1"/>
-    <w:semiHidden/>
     <w:unhideWhenUsed/>
   </w:style>
   <w:style w:type="table" w:default="1" w:styleId="Tablanormal">
@@ -1594,6 +1627,41 @@
         <w:insideV w:val="single" w:sz="4" w:space="0" w:color="auto"/>
       </w:tblBorders>
     </w:tblPr>
+  </w:style>
+  <w:style w:type="character" w:styleId="Hipervnculo">
+    <w:name w:val="Hyperlink"/>
+    <w:basedOn w:val="Fuentedeprrafopredeter"/>
+    <w:uiPriority w:val="99"/>
+    <w:unhideWhenUsed/>
+    <w:rsid w:val="00337B65"/>
+    <w:rPr>
+      <w:color w:val="467886" w:themeColor="hyperlink"/>
+      <w:u w:val="single"/>
+    </w:rPr>
+  </w:style>
+  <w:style w:type="character" w:styleId="Mencinsinresolver">
+    <w:name w:val="Unresolved Mention"/>
+    <w:basedOn w:val="Fuentedeprrafopredeter"/>
+    <w:uiPriority w:val="99"/>
+    <w:semiHidden/>
+    <w:unhideWhenUsed/>
+    <w:rsid w:val="00337B65"/>
+    <w:rPr>
+      <w:color w:val="605E5C"/>
+      <w:shd w:val="clear" w:color="auto" w:fill="E1DFDD"/>
+    </w:rPr>
+  </w:style>
+  <w:style w:type="paragraph" w:styleId="NormalWeb">
+    <w:name w:val="Normal (Web)"/>
+    <w:basedOn w:val="Normal"/>
+    <w:uiPriority w:val="99"/>
+    <w:semiHidden/>
+    <w:unhideWhenUsed/>
+    <w:rsid w:val="0091035B"/>
+    <w:rPr>
+      <w:rFonts w:ascii="Times New Roman" w:hAnsi="Times New Roman" w:cs="Times New Roman"/>
+      <w:sz w:val="24"/>
+    </w:rPr>
   </w:style>
 </w:styles>
 </file>
